--- a/title_page_jcpa.docx
+++ b/title_page_jcpa.docx
@@ -37,7 +37,7 @@
     </w:p>
     <w:p>
       <w:r>
-        <w:t>Manuscript word count (all inclusive): 5,631</w:t>
+        <w:t>Manuscript word count (all inclusive): 6,445</w:t>
       </w:r>
     </w:p>
     <w:p>

--- a/title_page_jcpa.docx
+++ b/title_page_jcpa.docx
@@ -37,7 +37,7 @@
     </w:p>
     <w:p>
       <w:r>
-        <w:t>Manuscript word count (all inclusive): 6,445</w:t>
+        <w:t>Manuscript word count (all inclusive): 6,384</w:t>
       </w:r>
     </w:p>
     <w:p>
@@ -456,7 +456,7 @@
     <w:rPr>
       <w:rFonts w:ascii="Times New Roman" w:hAnsi="Times New Roman" w:eastAsia="Times New Roman"/>
       <w:b w:val="0"/>
-      <w:sz w:val="20"/>
+      <w:sz w:val="24"/>
     </w:rPr>
   </w:style>
   <w:style w:type="paragraph" w:styleId="Header">
@@ -546,7 +546,7 @@
       <w:b/>
       <w:bCs/>
       <w:color w:val="4F81BD" w:themeColor="accent1"/>
-      <w:sz w:val="22"/>
+      <w:sz w:val="24"/>
       <w:szCs w:val="26"/>
     </w:rPr>
   </w:style>
